--- a/03-descriptive-stats/Case Study 2.docx
+++ b/03-descriptive-stats/Case Study 2.docx
@@ -1,6 +1,6 @@
 
 <file path=word/document.xml><?xml version="1.0" encoding="utf-8"?>
-<w:document xmlns:wpc="http://schemas.microsoft.com/office/word/2010/wordprocessingCanvas" xmlns:cx="http://schemas.microsoft.com/office/drawing/2014/chartex" xmlns:cx1="http://schemas.microsoft.com/office/drawing/2015/9/8/chartex" xmlns:cx2="http://schemas.microsoft.com/office/drawing/2015/10/21/chartex" xmlns:cx3="http://schemas.microsoft.com/office/drawing/2016/5/9/chartex" xmlns:cx4="http://schemas.microsoft.com/office/drawing/2016/5/10/chartex" xmlns:cx5="http://schemas.microsoft.com/office/drawing/2016/5/11/chartex" xmlns:cx6="http://schemas.microsoft.com/office/drawing/2016/5/12/chartex" xmlns:cx7="http://schemas.microsoft.com/office/drawing/2016/5/13/chartex" xmlns:cx8="http://schemas.microsoft.com/office/drawing/2016/5/14/chartex" xmlns:mc="http://schemas.openxmlformats.org/markup-compatibility/2006" xmlns:aink="http://schemas.microsoft.com/office/drawing/2016/ink" xmlns:am3d="http://schemas.microsoft.com/office/drawing/2017/model3d" xmlns:o="urn:schemas-microsoft-com:office:office" xmlns:oel="http://schemas.microsoft.com/office/2019/extlst" xmlns:r="http://schemas.openxmlformats.org/officeDocument/2006/relationships" xmlns:m="http://schemas.openxmlformats.org/officeDocument/2006/math" xmlns:v="urn:schemas-microsoft-com:vml" xmlns:wp14="http://schemas.microsoft.com/office/word/2010/wordprocessingDrawing" xmlns:wp="http://schemas.openxmlformats.org/drawingml/2006/wordprocessingDrawing" xmlns:w10="urn:schemas-microsoft-com:office:word" xmlns:w="http://schemas.openxmlformats.org/wordprocessingml/2006/main" xmlns:w14="http://schemas.microsoft.com/office/word/2010/wordml" xmlns:w15="http://schemas.microsoft.com/office/word/2012/wordml" xmlns:w16cex="http://schemas.microsoft.com/office/word/2018/wordml/cex" xmlns:w16cid="http://schemas.microsoft.com/office/word/2016/wordml/cid" xmlns:w16="http://schemas.microsoft.com/office/word/2018/wordml" xmlns:w16du="http://schemas.microsoft.com/office/word/2023/wordml/word16du" xmlns:w16sdtdh="http://schemas.microsoft.com/office/word/2020/wordml/sdtdatahash" xmlns:w16sdtfl="http://schemas.microsoft.com/office/word/2024/wordml/sdtformatlock" xmlns:w16se="http://schemas.microsoft.com/office/word/2015/wordml/symex" xmlns:wpg="http://schemas.microsoft.com/office/word/2010/wordprocessingGroup" xmlns:wpi="http://schemas.microsoft.com/office/word/2010/wordprocessingInk" xmlns:wne="http://schemas.microsoft.com/office/word/2006/wordml" xmlns:wps="http://schemas.microsoft.com/office/word/2010/wordprocessingShape" mc:Ignorable="w14 w15 w16se w16cid w16 w16cex w16sdtdh w16sdtfl w16du wp14">
+<w:document xmlns:wpc="http://schemas.microsoft.com/office/word/2010/wordprocessingCanvas" xmlns:cx="http://schemas.microsoft.com/office/drawing/2014/chartex" xmlns:cx1="http://schemas.microsoft.com/office/drawing/2015/9/8/chartex" xmlns:cx2="http://schemas.microsoft.com/office/drawing/2015/10/21/chartex" xmlns:cx3="http://schemas.microsoft.com/office/drawing/2016/5/9/chartex" xmlns:cx4="http://schemas.microsoft.com/office/drawing/2016/5/10/chartex" xmlns:cx5="http://schemas.microsoft.com/office/drawing/2016/5/11/chartex" xmlns:cx6="http://schemas.microsoft.com/office/drawing/2016/5/12/chartex" xmlns:cx7="http://schemas.microsoft.com/office/drawing/2016/5/13/chartex" xmlns:cx8="http://schemas.microsoft.com/office/drawing/2016/5/14/chartex" xmlns:mc="http://schemas.openxmlformats.org/markup-compatibility/2006" xmlns:m="http://schemas.openxmlformats.org/officeDocument/2006/math" xmlns:aink="http://schemas.microsoft.com/office/drawing/2016/ink" xmlns:am3d="http://schemas.microsoft.com/office/drawing/2017/model3d" xmlns:oel="http://schemas.microsoft.com/office/2019/extlst" xmlns:r="http://schemas.openxmlformats.org/officeDocument/2006/relationships" xmlns:wp14="http://schemas.microsoft.com/office/word/2010/wordprocessingDrawing" xmlns:wp="http://schemas.openxmlformats.org/drawingml/2006/wordprocessingDrawing" xmlns:wpg="http://schemas.microsoft.com/office/word/2010/wordprocessingGroup" xmlns:wpi="http://schemas.microsoft.com/office/word/2010/wordprocessingInk" xmlns:wps="http://schemas.microsoft.com/office/word/2010/wordprocessingShape" xmlns:o="urn:schemas-microsoft-com:office:office" xmlns:v="urn:schemas-microsoft-com:vml" xmlns:w10="urn:schemas-microsoft-com:office:word" xmlns:w="http://schemas.openxmlformats.org/wordprocessingml/2006/main" xmlns:w14="http://schemas.microsoft.com/office/word/2010/wordml" xmlns:w15="http://schemas.microsoft.com/office/word/2012/wordml" xmlns:w16cex="http://schemas.microsoft.com/office/word/2018/wordml/cex" xmlns:w16cid="http://schemas.microsoft.com/office/word/2016/wordml/cid" xmlns:w16="http://schemas.microsoft.com/office/word/2018/wordml" xmlns:w16sdtdh="http://schemas.microsoft.com/office/word/2020/wordml/sdtdatahash" xmlns:w16sdtfl="http://schemas.microsoft.com/office/word/2024/wordml/sdtformatlock" xmlns:w16se="http://schemas.microsoft.com/office/word/2015/wordml/symex" xmlns:w16du="http://schemas.microsoft.com/office/word/2023/wordml/word16du" xmlns:wne="http://schemas.microsoft.com/office/word/2006/wordml" mc:Ignorable="w14 w15 w16se w16cid w16 w16cex w16sdtdh w16sdtfl w16du wp14">
   <w:body>
     <w:p>
       <w:pPr>
@@ -181,27 +181,59 @@
           <w:rFonts w:asciiTheme="minorHAnsi" w:eastAsiaTheme="minorEastAsia" w:hAnsiTheme="minorHAnsi"/>
           <w:lang w:eastAsia="ja-JP"/>
         </w:rPr>
-        <w:t xml:space="preserve"> (eg: </w:t>
-      </w:r>
+        <w:t xml:space="preserve"> (</w:t>
+      </w:r>
+      <w:proofErr w:type="spellStart"/>
       <w:r>
         <w:rPr>
           <w:rFonts w:asciiTheme="minorHAnsi" w:eastAsiaTheme="minorEastAsia" w:hAnsiTheme="minorHAnsi"/>
           <w:lang w:eastAsia="ja-JP"/>
         </w:rPr>
-        <w:t>a player, a player-game, a team-game, a training session</w:t>
-      </w:r>
+        <w:t>eg</w:t>
+      </w:r>
+      <w:proofErr w:type="spellEnd"/>
       <w:r>
         <w:rPr>
           <w:rFonts w:asciiTheme="minorHAnsi" w:eastAsiaTheme="minorEastAsia" w:hAnsiTheme="minorHAnsi"/>
           <w:lang w:eastAsia="ja-JP"/>
         </w:rPr>
-        <w:t>, etc). Then, c</w:t>
+        <w:t xml:space="preserve">: </w:t>
       </w:r>
       <w:r>
         <w:rPr>
           <w:rFonts w:asciiTheme="minorHAnsi" w:eastAsiaTheme="minorEastAsia" w:hAnsiTheme="minorHAnsi"/>
           <w:lang w:eastAsia="ja-JP"/>
         </w:rPr>
+        <w:t>a player, a player-game, a team-game, a training session</w:t>
+      </w:r>
+      <w:r>
+        <w:rPr>
+          <w:rFonts w:asciiTheme="minorHAnsi" w:eastAsiaTheme="minorEastAsia" w:hAnsiTheme="minorHAnsi"/>
+          <w:lang w:eastAsia="ja-JP"/>
+        </w:rPr>
+        <w:t xml:space="preserve">, </w:t>
+      </w:r>
+      <w:proofErr w:type="spellStart"/>
+      <w:r>
+        <w:rPr>
+          <w:rFonts w:asciiTheme="minorHAnsi" w:eastAsiaTheme="minorEastAsia" w:hAnsiTheme="minorHAnsi"/>
+          <w:lang w:eastAsia="ja-JP"/>
+        </w:rPr>
+        <w:t>etc</w:t>
+      </w:r>
+      <w:proofErr w:type="spellEnd"/>
+      <w:r>
+        <w:rPr>
+          <w:rFonts w:asciiTheme="minorHAnsi" w:eastAsiaTheme="minorEastAsia" w:hAnsiTheme="minorHAnsi"/>
+          <w:lang w:eastAsia="ja-JP"/>
+        </w:rPr>
+        <w:t>). Then, c</w:t>
+      </w:r>
+      <w:r>
+        <w:rPr>
+          <w:rFonts w:asciiTheme="minorHAnsi" w:eastAsiaTheme="minorEastAsia" w:hAnsiTheme="minorHAnsi"/>
+          <w:lang w:eastAsia="ja-JP"/>
+        </w:rPr>
         <w:t xml:space="preserve">hoose one numeric variable that matters. </w:t>
       </w:r>
     </w:p>
@@ -250,7 +282,6 @@
         <w:t>If you do not have data, use a provided class dataset and complete the same steps. Note which dataset you used.</w:t>
       </w:r>
     </w:p>
-    <w:p/>
     <w:p>
       <w:pPr>
         <w:pStyle w:val="Heading2"/>
@@ -309,7 +340,19 @@
         </w:numPr>
       </w:pPr>
       <w:r>
-        <w:t>Minimum and maximum</w:t>
+        <w:t>Minimum</w:t>
+      </w:r>
+      <w:r>
+        <w:t xml:space="preserve">, </w:t>
+      </w:r>
+      <w:r>
+        <w:t>maximum</w:t>
+      </w:r>
+      <w:r>
+        <w:t xml:space="preserve"> and r</w:t>
+      </w:r>
+      <w:r>
+        <w:t>ange</w:t>
       </w:r>
     </w:p>
     <w:p>
@@ -321,18 +364,6 @@
         </w:numPr>
       </w:pPr>
       <w:r>
-        <w:t>Range</w:t>
-      </w:r>
-    </w:p>
-    <w:p>
-      <w:pPr>
-        <w:pStyle w:val="ListParagraph"/>
-        <w:numPr>
-          <w:ilvl w:val="0"/>
-          <w:numId w:val="11"/>
-        </w:numPr>
-      </w:pPr>
-      <w:r>
         <w:t>Standard deviation</w:t>
       </w:r>
     </w:p>
@@ -472,7 +503,15 @@
         </w:numPr>
       </w:pPr>
       <w:r>
-        <w:t xml:space="preserve">Report the number of observations in each group and compare both center and spread. </w:t>
+        <w:t xml:space="preserve">Report the number of observations in each group and compare both </w:t>
+      </w:r>
+      <w:proofErr w:type="spellStart"/>
+      <w:r>
+        <w:t>center</w:t>
+      </w:r>
+      <w:proofErr w:type="spellEnd"/>
+      <w:r>
+        <w:t xml:space="preserve"> and spread. </w:t>
       </w:r>
     </w:p>
     <w:p>
@@ -484,7 +523,31 @@
         </w:numPr>
       </w:pPr>
       <w:r>
-        <w:t>Describe what you observe without assuming the group difference has a particular cause.</w:t>
+        <w:t>Make a bar chart to show group means.</w:t>
+      </w:r>
+    </w:p>
+    <w:p>
+      <w:pPr>
+        <w:pStyle w:val="ListParagraph"/>
+        <w:numPr>
+          <w:ilvl w:val="0"/>
+          <w:numId w:val="13"/>
+        </w:numPr>
+      </w:pPr>
+      <w:r>
+        <w:t>Describe what you observe</w:t>
+      </w:r>
+      <w:r>
+        <w:t xml:space="preserve">. DO NOT make any conclusions or </w:t>
+      </w:r>
+      <w:r>
+        <w:t>assum</w:t>
+      </w:r>
+      <w:r>
+        <w:t>e causation</w:t>
+      </w:r>
+      <w:r>
+        <w:t>.</w:t>
       </w:r>
     </w:p>
     <w:sectPr>
@@ -498,7 +561,7 @@
 </file>
 
 <file path=word/numbering.xml><?xml version="1.0" encoding="utf-8"?>
-<w:numbering xmlns:wpc="http://schemas.microsoft.com/office/word/2010/wordprocessingCanvas" xmlns:cx="http://schemas.microsoft.com/office/drawing/2014/chartex" xmlns:cx1="http://schemas.microsoft.com/office/drawing/2015/9/8/chartex" xmlns:cx2="http://schemas.microsoft.com/office/drawing/2015/10/21/chartex" xmlns:cx3="http://schemas.microsoft.com/office/drawing/2016/5/9/chartex" xmlns:cx4="http://schemas.microsoft.com/office/drawing/2016/5/10/chartex" xmlns:cx5="http://schemas.microsoft.com/office/drawing/2016/5/11/chartex" xmlns:cx6="http://schemas.microsoft.com/office/drawing/2016/5/12/chartex" xmlns:cx7="http://schemas.microsoft.com/office/drawing/2016/5/13/chartex" xmlns:cx8="http://schemas.microsoft.com/office/drawing/2016/5/14/chartex" xmlns:mc="http://schemas.openxmlformats.org/markup-compatibility/2006" xmlns:aink="http://schemas.microsoft.com/office/drawing/2016/ink" xmlns:am3d="http://schemas.microsoft.com/office/drawing/2017/model3d" xmlns:o="urn:schemas-microsoft-com:office:office" xmlns:oel="http://schemas.microsoft.com/office/2019/extlst" xmlns:r="http://schemas.openxmlformats.org/officeDocument/2006/relationships" xmlns:m="http://schemas.openxmlformats.org/officeDocument/2006/math" xmlns:v="urn:schemas-microsoft-com:vml" xmlns:wp14="http://schemas.microsoft.com/office/word/2010/wordprocessingDrawing" xmlns:wp="http://schemas.openxmlformats.org/drawingml/2006/wordprocessingDrawing" xmlns:w10="urn:schemas-microsoft-com:office:word" xmlns:w="http://schemas.openxmlformats.org/wordprocessingml/2006/main" xmlns:w14="http://schemas.microsoft.com/office/word/2010/wordml" xmlns:w15="http://schemas.microsoft.com/office/word/2012/wordml" xmlns:w16cex="http://schemas.microsoft.com/office/word/2018/wordml/cex" xmlns:w16cid="http://schemas.microsoft.com/office/word/2016/wordml/cid" xmlns:w16="http://schemas.microsoft.com/office/word/2018/wordml" xmlns:w16du="http://schemas.microsoft.com/office/word/2023/wordml/word16du" xmlns:w16sdtdh="http://schemas.microsoft.com/office/word/2020/wordml/sdtdatahash" xmlns:w16sdtfl="http://schemas.microsoft.com/office/word/2024/wordml/sdtformatlock" xmlns:w16se="http://schemas.microsoft.com/office/word/2015/wordml/symex" xmlns:wpg="http://schemas.microsoft.com/office/word/2010/wordprocessingGroup" xmlns:wpi="http://schemas.microsoft.com/office/word/2010/wordprocessingInk" xmlns:wne="http://schemas.microsoft.com/office/word/2006/wordml" xmlns:wps="http://schemas.microsoft.com/office/word/2010/wordprocessingShape" mc:Ignorable="w14 w15 w16se w16cid w16 w16cex w16sdtdh w16sdtfl w16du wp14">
+<w:numbering xmlns:wpc="http://schemas.microsoft.com/office/word/2010/wordprocessingCanvas" xmlns:cx="http://schemas.microsoft.com/office/drawing/2014/chartex" xmlns:cx1="http://schemas.microsoft.com/office/drawing/2015/9/8/chartex" xmlns:cx2="http://schemas.microsoft.com/office/drawing/2015/10/21/chartex" xmlns:cx3="http://schemas.microsoft.com/office/drawing/2016/5/9/chartex" xmlns:cx4="http://schemas.microsoft.com/office/drawing/2016/5/10/chartex" xmlns:cx5="http://schemas.microsoft.com/office/drawing/2016/5/11/chartex" xmlns:cx6="http://schemas.microsoft.com/office/drawing/2016/5/12/chartex" xmlns:cx7="http://schemas.microsoft.com/office/drawing/2016/5/13/chartex" xmlns:cx8="http://schemas.microsoft.com/office/drawing/2016/5/14/chartex" xmlns:mc="http://schemas.openxmlformats.org/markup-compatibility/2006" xmlns:m="http://schemas.openxmlformats.org/officeDocument/2006/math" xmlns:aink="http://schemas.microsoft.com/office/drawing/2016/ink" xmlns:am3d="http://schemas.microsoft.com/office/drawing/2017/model3d" xmlns:oel="http://schemas.microsoft.com/office/2019/extlst" xmlns:r="http://schemas.openxmlformats.org/officeDocument/2006/relationships" xmlns:wp14="http://schemas.microsoft.com/office/word/2010/wordprocessingDrawing" xmlns:wp="http://schemas.openxmlformats.org/drawingml/2006/wordprocessingDrawing" xmlns:wpg="http://schemas.microsoft.com/office/word/2010/wordprocessingGroup" xmlns:wpi="http://schemas.microsoft.com/office/word/2010/wordprocessingInk" xmlns:wps="http://schemas.microsoft.com/office/word/2010/wordprocessingShape" xmlns:o="urn:schemas-microsoft-com:office:office" xmlns:v="urn:schemas-microsoft-com:vml" xmlns:w10="urn:schemas-microsoft-com:office:word" xmlns:w="http://schemas.openxmlformats.org/wordprocessingml/2006/main" xmlns:w14="http://schemas.microsoft.com/office/word/2010/wordml" xmlns:w15="http://schemas.microsoft.com/office/word/2012/wordml" xmlns:w16cex="http://schemas.microsoft.com/office/word/2018/wordml/cex" xmlns:w16cid="http://schemas.microsoft.com/office/word/2016/wordml/cid" xmlns:w16="http://schemas.microsoft.com/office/word/2018/wordml" xmlns:w16sdtdh="http://schemas.microsoft.com/office/word/2020/wordml/sdtdatahash" xmlns:w16sdtfl="http://schemas.microsoft.com/office/word/2024/wordml/sdtformatlock" xmlns:w16se="http://schemas.microsoft.com/office/word/2015/wordml/symex" xmlns:w16du="http://schemas.microsoft.com/office/word/2023/wordml/word16du" xmlns:wne="http://schemas.microsoft.com/office/word/2006/wordml" mc:Ignorable="w14 w15 w16se w16cid w16 w16cex w16sdtdh w16sdtfl w16du wp14">
   <w:abstractNum w:abstractNumId="0" w15:restartNumberingAfterBreak="0">
     <w:nsid w:val="02BE6F1C"/>
     <w:multiLevelType w:val="hybridMultilevel"/>
@@ -2056,7 +2119,7 @@
 </file>
 
 <file path=word/styles.xml><?xml version="1.0" encoding="utf-8"?>
-<w:styles xmlns:mc="http://schemas.openxmlformats.org/markup-compatibility/2006" xmlns:r="http://schemas.openxmlformats.org/officeDocument/2006/relationships" xmlns:w="http://schemas.openxmlformats.org/wordprocessingml/2006/main" xmlns:w14="http://schemas.microsoft.com/office/word/2010/wordml" xmlns:w15="http://schemas.microsoft.com/office/word/2012/wordml" xmlns:w16cex="http://schemas.microsoft.com/office/word/2018/wordml/cex" xmlns:w16cid="http://schemas.microsoft.com/office/word/2016/wordml/cid" xmlns:w16="http://schemas.microsoft.com/office/word/2018/wordml" xmlns:w16du="http://schemas.microsoft.com/office/word/2023/wordml/word16du" xmlns:w16sdtdh="http://schemas.microsoft.com/office/word/2020/wordml/sdtdatahash" xmlns:w16sdtfl="http://schemas.microsoft.com/office/word/2024/wordml/sdtformatlock" xmlns:w16se="http://schemas.microsoft.com/office/word/2015/wordml/symex" mc:Ignorable="w14 w15 w16se w16cid w16 w16cex w16sdtdh w16sdtfl w16du">
+<w:styles xmlns:mc="http://schemas.openxmlformats.org/markup-compatibility/2006" xmlns:r="http://schemas.openxmlformats.org/officeDocument/2006/relationships" xmlns:w="http://schemas.openxmlformats.org/wordprocessingml/2006/main" xmlns:w14="http://schemas.microsoft.com/office/word/2010/wordml" xmlns:w15="http://schemas.microsoft.com/office/word/2012/wordml" xmlns:w16cex="http://schemas.microsoft.com/office/word/2018/wordml/cex" xmlns:w16cid="http://schemas.microsoft.com/office/word/2016/wordml/cid" xmlns:w16="http://schemas.microsoft.com/office/word/2018/wordml" xmlns:w16sdtdh="http://schemas.microsoft.com/office/word/2020/wordml/sdtdatahash" xmlns:w16sdtfl="http://schemas.microsoft.com/office/word/2024/wordml/sdtformatlock" xmlns:w16se="http://schemas.microsoft.com/office/word/2015/wordml/symex" xmlns:w16du="http://schemas.microsoft.com/office/word/2023/wordml/word16du" mc:Ignorable="w14 w15 w16se w16cid w16 w16cex w16sdtdh w16sdtfl w16du">
   <w:docDefaults>
     <w:rPrDefault>
       <w:rPr>
@@ -2694,6 +2757,7 @@
   <w:style w:type="character" w:default="1" w:styleId="DefaultParagraphFont">
     <w:name w:val="Default Paragraph Font"/>
     <w:uiPriority w:val="1"/>
+    <w:semiHidden/>
     <w:unhideWhenUsed/>
   </w:style>
   <w:style w:type="table" w:default="1" w:styleId="TableNormal">
